--- a/ky/wisdom-stories/henry-fords-choice.docx
+++ b/ky/wisdom-stories/henry-fords-choice.docx
@@ -111,7 +111,7 @@
           <w:sz w:val="22"/>
           <w:lang w:val="ky-KG"/>
         </w:rPr>
-        <w:t>— Караңыз, жигит, мунун эки себеби бар. Биринчиси: тамак бою экөөңөрдүн тең жүрүм-турумуңарды байкадым. Досуңуз адегенде тамактын даамын татып, андан кийин туз септи; сиз болсо алгач туз сээп, анан гана даамын таттыңыз. Мен тажрыйба жасап, өлчөп-кескенден кийин гана өзгөртүү киргизүүгө чечим кабыл алган адамдарды баалайм.</w:t>
+        <w:t>— Караңыз, жигит, мунун эки себеби бар. Биринчиси: тамак бою экөөңөрдүн тең жүрүм-турумуңарды байкадым. Досуңуз адегенде тамактын даамын татып, андан кийин туз септи; сиз болсо алгач туз сээп, анан гана даамын таттыңыз. Мен байкап көрүп, кылдат ойлонгондон кийин гана өзгөртүү киргизүүгө чечим кабыл алган адамдарды баалайм.</w:t>
       </w:r>
     </w:p>
     <w:p>
@@ -129,7 +129,7 @@
           <w:sz w:val="22"/>
           <w:lang w:val="ky-KG"/>
         </w:rPr>
-        <w:t>— Экинчи себеби мындай: досуңуз тейлөөчүлөргө абдан сылык мамиле кылды, сиз болсо аларды көрмөксөнгө салып, мага гана сылыктык көрсөттүңүз. Адамдарга ээлеген кызматына карабай бирдей мамиле кылуу керек.</w:t>
+        <w:t>— Экинчи себеби мындай: досуңуз тейлөөчүлөргө абдан сылык мамиле кылды, сиз болсо аларды көрмөксөнгө салып, мага гана сылыктык көрсөттүңүз. Адамдарга ээлеген кызматына карабай бирдей урмат менен мамиле кылуу керек.</w:t>
       </w:r>
     </w:p>
     <w:p>
@@ -153,7 +153,7 @@
           <w:sz w:val="22"/>
           <w:lang w:val="ky-KG"/>
         </w:rPr>
-        <w:t xml:space="preserve">Сабак: </w:t>
+        <w:t>Сабак: Адамдын мүнөзү майда кылык-жоругунан билинет: ойлонбой чечим чыгарганынан жана алсыздарга болгон мамилесинен.</w:t>
       </w:r>
       <w:r>
         <w:rPr>
@@ -162,7 +162,6 @@
           <w:sz w:val="22"/>
           <w:lang w:val="ky-KG"/>
         </w:rPr>
-        <w:t>Адамдын ким экени күнүмдүк мамилесинен билинет. Ишти баамдап жаса, кызмат көрсөткөн адамды да өзүңө тең көрүп сыйла.</w:t>
       </w:r>
     </w:p>
     <w:p>
@@ -182,7 +181,7 @@
           <w:sz w:val="18"/>
           <w:lang w:val="ky-KG"/>
         </w:rPr>
-        <w:t>Окуя ачык интернет булактарынан алынды.</w:t>
+        <w:t>Аңгемелер ачык интернет булактарынан алынган, иллюстрациялар болсо ЖИ менен түзүлгөн.</w:t>
       </w:r>
     </w:p>
     <w:sectPr>

--- a/ky/wisdom-stories/henry-fords-choice.docx
+++ b/ky/wisdom-stories/henry-fords-choice.docx
@@ -3,187 +3,76 @@
 <w:document xmlns:wpc="http://schemas.microsoft.com/office/word/2010/wordprocessingCanvas" xmlns:cx="http://schemas.microsoft.com/office/drawing/2014/chartex" xmlns:cx1="http://schemas.microsoft.com/office/drawing/2015/9/8/chartex" xmlns:cx2="http://schemas.microsoft.com/office/drawing/2015/10/21/chartex" xmlns:cx3="http://schemas.microsoft.com/office/drawing/2016/5/9/chartex" xmlns:cx4="http://schemas.microsoft.com/office/drawing/2016/5/10/chartex" xmlns:cx5="http://schemas.microsoft.com/office/drawing/2016/5/11/chartex" xmlns:cx6="http://schemas.microsoft.com/office/drawing/2016/5/12/chartex" xmlns:cx7="http://schemas.microsoft.com/office/drawing/2016/5/13/chartex" xmlns:cx8="http://schemas.microsoft.com/office/drawing/2016/5/14/chartex" xmlns:mc="http://schemas.openxmlformats.org/markup-compatibility/2006" xmlns:aink="http://schemas.microsoft.com/office/drawing/2016/ink" xmlns:am3d="http://schemas.microsoft.com/office/drawing/2017/model3d" xmlns:o="urn:schemas-microsoft-com:office:office" xmlns:oel="http://schemas.microsoft.com/office/2019/extlst" xmlns:r="http://schemas.openxmlformats.org/officeDocument/2006/relationships" xmlns:m="http://schemas.openxmlformats.org/officeDocument/2006/math" xmlns:v="urn:schemas-microsoft-com:vml" xmlns:wp14="http://schemas.microsoft.com/office/word/2010/wordprocessingDrawing" xmlns:wp="http://schemas.openxmlformats.org/drawingml/2006/wordprocessingDrawing" xmlns:w10="urn:schemas-microsoft-com:office:word" xmlns:w="http://schemas.openxmlformats.org/wordprocessingml/2006/main" xmlns:w14="http://schemas.microsoft.com/office/word/2010/wordml" xmlns:w15="http://schemas.microsoft.com/office/word/2012/wordml" xmlns:w16cex="http://schemas.microsoft.com/office/word/2018/wordml/cex" xmlns:w16cid="http://schemas.microsoft.com/office/word/2016/wordml/cid" xmlns:w16="http://schemas.microsoft.com/office/word/2018/wordml" xmlns:w16du="http://schemas.microsoft.com/office/word/2023/wordml/word16du" xmlns:w16sdtdh="http://schemas.microsoft.com/office/word/2020/wordml/sdtdatahash" xmlns:w16sdtfl="http://schemas.microsoft.com/office/word/2024/wordml/sdtformatlock" xmlns:w16se="http://schemas.microsoft.com/office/word/2015/wordml/symex" xmlns:wpg="http://schemas.microsoft.com/office/word/2010/wordprocessingGroup" xmlns:wpi="http://schemas.microsoft.com/office/word/2010/wordprocessingInk" xmlns:wne="http://schemas.microsoft.com/office/word/2006/wordml" xmlns:wps="http://schemas.microsoft.com/office/word/2010/wordprocessingShape" mc:Ignorable="w14 w15 w16se w16cid w16 w16cex w16sdtdh w16sdtfl w16du wp14">
   <w:body>
     <w:p>
-      <w:pPr>
-        <w:pStyle w:val="Title"/>
-        <w:keepNext/>
-        <w:keepLines w:val="0"/>
-        <w:pageBreakBefore w:val="0"/>
-        <w:widowControl/>
-        <w:spacing w:line="269" w:lineRule="auto" w:after="180" w:before="0"/>
-      </w:pPr>
-      <w:bookmarkStart w:id="10085" w:name="Story_86"/>
       <w:r>
         <w:rPr>
-          <w:rFonts w:ascii="Arial" w:hAnsi="Arial"/>
           <w:b/>
-          <w:color w:val="000000"/>
-          <w:sz w:val="34"/>
-          <w:lang w:val="ky-KG"/>
+          <w:bCs/>
         </w:rPr>
         <w:t>Генри Форддун тандоосу</w:t>
       </w:r>
-      <w:bookmarkEnd w:id="10085"/>
     </w:p>
     <w:p>
-      <w:pPr>
-        <w:keepNext w:val="0"/>
-        <w:keepLines w:val="0"/>
-        <w:pageBreakBefore w:val="0"/>
-        <w:widowControl/>
-        <w:spacing w:line="269" w:lineRule="auto" w:after="120" w:before="0"/>
-      </w:pPr>
       <w:r>
-        <w:rPr>
-          <w:rFonts w:ascii="Arial" w:hAnsi="Arial"/>
-          <w:color w:val="000000"/>
-          <w:sz w:val="22"/>
-          <w:lang w:val="ky-KG"/>
-        </w:rPr>
-        <w:t>Айтымда, бир күнү «Ford Motor» автомобиль компаниясынын негиздөөчүсү Генри Форд анын компаниясында иштегиси келген эки жаш досту кечки тамакка чакырат. Экөө тең бир университетти бүтүргөн, өтө таланттуу, билимдүү адистер эле.</w:t>
+        <w:t>Генри Форд тууралуу айтылып жүргөн бир аңгемеде ал өзүнүн компаниясында иштөөнү каалаган эки жаш досту кечки тамакка чакырат. Экөө тең бир университетти бүтүргөн, билимдүү, таланттуу адистер экен.</w:t>
       </w:r>
     </w:p>
     <w:p>
-      <w:pPr>
-        <w:keepNext w:val="0"/>
-        <w:keepLines w:val="0"/>
-        <w:pageBreakBefore w:val="0"/>
-        <w:widowControl/>
-        <w:spacing w:line="269" w:lineRule="auto" w:after="120" w:before="0"/>
-      </w:pPr>
       <w:r>
-        <w:rPr>
-          <w:rFonts w:ascii="Arial" w:eastAsia="Arial" w:hAnsi="Arial"/>
-          <w:color w:val="000000"/>
-          <w:sz w:val="22"/>
-          <w:lang w:val="ky-KG"/>
-        </w:rPr>
-        <w:t>Кечки тамак желип, отуруш аяктайт. Ресторандан чыгып баратканда Форд жигиттердин бирине аны жумушка алганын айтат, экинчисине болсо ийгилик каалап, жумуш бере албай турганын билдирет. Көңүлү чөккөн жигит бүт кайратын жыйнап, Форддон сурайт:</w:t>
+        <w:t>Кеч бою ар кандай темада сүйлөшүшөт. Тамактан кийин ресторандан чыгып баратышканда Форд алардын бирине жумуш сунуштайт. Экинчисине болсо ийгилик каалап, аны жумушка албай турганын айтат.</w:t>
       </w:r>
     </w:p>
     <w:p>
-      <w:pPr>
-        <w:keepNext w:val="0"/>
-        <w:keepLines w:val="0"/>
-        <w:pageBreakBefore w:val="0"/>
-        <w:widowControl/>
-        <w:spacing w:line="269" w:lineRule="auto" w:after="120" w:before="0"/>
-      </w:pPr>
       <w:r>
-        <w:rPr>
-          <w:rFonts w:ascii="Arial" w:eastAsia="Arial" w:hAnsi="Arial"/>
-          <w:color w:val="000000"/>
-          <w:sz w:val="22"/>
-          <w:lang w:val="ky-KG"/>
-        </w:rPr>
-        <w:t>— Форд мырза, биз кеч бою автомобиль да, инженердик жөндөм жөнүндө да сүйлөшкөн жокпуз, жалпы темаларды гана кеп кылдык. Бирок сиз досума жумуш сунуштап, мени мындай мүмкүнчүлүктөн ажыраттыңыз. Эмне үчүн ушундай чечим чыгардыңыз?</w:t>
+        <w:t>Көңүлү чөккөн жигит батынып сурайт:</w:t>
       </w:r>
     </w:p>
     <w:p>
-      <w:pPr>
-        <w:keepNext w:val="0"/>
-        <w:keepLines w:val="0"/>
-        <w:pageBreakBefore w:val="0"/>
-        <w:widowControl/>
-        <w:spacing w:line="269" w:lineRule="auto" w:after="120" w:before="0"/>
-      </w:pPr>
       <w:r>
-        <w:rPr>
-          <w:rFonts w:ascii="Arial" w:eastAsia="Arial" w:hAnsi="Arial"/>
-          <w:color w:val="000000"/>
-          <w:sz w:val="22"/>
-          <w:lang w:val="ky-KG"/>
-        </w:rPr>
-        <w:t>Форд мындай жооп берет:</w:t>
+        <w:t>— Форд мырза, кеч бою унаалар жөнүндө да, инженердик билимибиз жөнүндө да сүйлөшкөн жокпуз. Анда эмне үчүн досумду тандадыңыз?</w:t>
       </w:r>
     </w:p>
     <w:p>
-      <w:pPr>
-        <w:keepNext w:val="0"/>
-        <w:keepLines w:val="0"/>
-        <w:pageBreakBefore w:val="0"/>
-        <w:widowControl/>
-        <w:spacing w:line="269" w:lineRule="auto" w:after="120" w:before="0"/>
-      </w:pPr>
       <w:r>
-        <w:rPr>
-          <w:rFonts w:ascii="Arial" w:eastAsia="Arial" w:hAnsi="Arial"/>
-          <w:color w:val="000000"/>
-          <w:sz w:val="22"/>
-          <w:lang w:val="ky-KG"/>
-        </w:rPr>
-        <w:t>— Караңыз, жигит, мунун эки себеби бар. Биринчиси: тамак бою экөөңөрдүн тең жүрүм-турумуңарды байкадым. Досуңуз адегенде тамактын даамын татып, андан кийин туз септи; сиз болсо алгач туз сээп, анан гана даамын таттыңыз. Мен байкап көрүп, кылдат ойлонгондон кийин гана өзгөртүү киргизүүгө чечим кабыл алган адамдарды баалайм.</w:t>
+        <w:t>Форд жооп берет:</w:t>
       </w:r>
     </w:p>
     <w:p>
-      <w:pPr>
-        <w:keepNext/>
-        <w:keepLines w:val="0"/>
-        <w:pageBreakBefore w:val="0"/>
-        <w:widowControl/>
-        <w:spacing w:line="269" w:lineRule="auto" w:after="120" w:before="0"/>
-      </w:pPr>
       <w:r>
-        <w:rPr>
-          <w:rFonts w:ascii="Arial" w:hAnsi="Arial"/>
-          <w:color w:val="000000"/>
-          <w:sz w:val="22"/>
-          <w:lang w:val="ky-KG"/>
-        </w:rPr>
-        <w:t>— Экинчи себеби мындай: досуңуз тейлөөчүлөргө абдан сылык мамиле кылды, сиз болсо аларды көрмөксөнгө салып, мага гана сылыктык көрсөттүңүз. Адамдарга ээлеген кызматына карабай бирдей урмат менен мамиле кылуу керек.</w:t>
+        <w:t>— Мунун эки себеби бар. Тамак учурунда экөөңөргө тең байкоо салдым. Досуң адегенде тамактын даамын татып, анан туз кошту. Сен болсо даамын татпай туруп туз септиң. Мен бир нерсени өзгөртөрдөн мурда анын кандай экенин түшүнүүгө аракет кылган, божомолго эмес, байкоого таянган адамдар менен иштешким келет.</w:t>
       </w:r>
     </w:p>
     <w:p>
-      <w:pPr>
-        <w:pStyle w:val="Moral"/>
-        <w:keepNext/>
-        <w:keepLines/>
-        <w:pageBreakBefore w:val="0"/>
-        <w:widowControl/>
-        <w:spacing w:before="120" w:after="120" w:line="269" w:lineRule="auto"/>
-        <w:ind w:left="240" w:right="240"/>
-        <w:rPr>
-          <w:lang/>
-        </w:rPr>
-      </w:pPr>
       <w:r>
-        <w:rPr>
-          <w:rFonts w:ascii="Arial" w:hAnsi="Arial"/>
-          <w:b/>
-          <w:color w:val="000000"/>
-          <w:sz w:val="22"/>
-          <w:lang w:val="ky-KG"/>
-        </w:rPr>
-        <w:t>Сабак: Адамдын мүнөзү майда кылык-жоругунан билинет: ойлонбой чечим чыгарганынан жана алсыздарга болгон мамилесинен.</w:t>
-      </w:r>
-      <w:r>
-        <w:rPr>
-          <w:rFonts w:ascii="Arial" w:hAnsi="Arial"/>
-          <w:color w:val="000000"/>
-          <w:sz w:val="22"/>
-          <w:lang w:val="ky-KG"/>
-        </w:rPr>
+        <w:t>Ал бир аз токтоп, сөзүн улады:</w:t>
       </w:r>
     </w:p>
     <w:p>
-      <w:pPr>
-        <w:keepNext w:val="0"/>
-        <w:keepLines w:val="0"/>
-        <w:pageBreakBefore w:val="0"/>
-        <w:widowControl/>
-        <w:spacing w:before="0" w:after="160" w:line="269" w:lineRule="auto"/>
-        <w:jc w:val="right"/>
-      </w:pPr>
+      <w:r>
+        <w:t>— Экинчи себеп — адамдарга жасаган мамилең. Досуң официанттар менен да сылык сүйлөштү. Сен болсо бүт көңүлүңдү мага буруп, аларды дээрлик байкаган жоксуң. Мен үчүн сый-урмат жогорку кызматтагыларга гана көрсөтүлбөйт. Адамды бизге кандай пайдасы тиерине карап эмес, адам болгону үчүн сыйлоо керек.</w:t>
+      </w:r>
+    </w:p>
+    <w:p>
       <w:r>
         <w:rPr>
-          <w:rFonts w:ascii="Arial" w:eastAsia="Arial" w:hAnsi="Arial" w:cs="Arial"/>
-          <w:i/>
-          <w:color w:val="000000"/>
-          <w:sz w:val="18"/>
-          <w:lang w:val="ky-KG"/>
+          <w:b/>
+          <w:bCs/>
         </w:rPr>
-        <w:t>Аңгемелер ачык интернет булактарынан алынган, иллюстрациялар болсо ЖИ менен түзүлгөн.</w:t>
+        <w:t>Сабак:</w:t>
+      </w:r>
+      <w:r>
+        <w:t xml:space="preserve"> Адамдын мүнөзү майда көрүнгөн иштеринен билинет. Чечим чыгарардан мурда түшүнүүгө аракет кыл. Адамга көрсөткөн сыйың анын кызматына жараша өзгөрбөсүн.</w:t>
       </w:r>
     </w:p>
+    <w:p>
+      <w:r>
+        <w:rPr>
+          <w:i/>
+          <w:iCs/>
+        </w:rPr>
+        <w:t>Аңгемелер интернеттен чогултулуп, жасалма интеллекттин жардамы менен иштелип чыккан. Бардык сүрөттөр жасалма интеллект аркылуу түзүлгөн.</w:t>
+      </w:r>
+    </w:p>
+    <w:p/>
     <w:sectPr>
       <w:headerReference w:type="even" r:id="rId7"/>
       <w:headerReference w:type="default" r:id="rId8"/>
@@ -1014,7 +903,6 @@
     </w:pPr>
     <w:rPr>
       <w:rFonts w:asciiTheme="majorHAnsi" w:eastAsiaTheme="majorEastAsia" w:hAnsiTheme="majorHAnsi" w:cstheme="majorBidi"/>
-      <w:color w:val="000000"/>
       <w:sz w:val="40"/>
       <w:szCs w:val="40"/>
     </w:rPr>
@@ -1036,7 +924,6 @@
     </w:pPr>
     <w:rPr>
       <w:rFonts w:asciiTheme="majorHAnsi" w:eastAsiaTheme="majorEastAsia" w:hAnsiTheme="majorHAnsi" w:cstheme="majorBidi"/>
-      <w:color w:val="000000"/>
       <w:sz w:val="32"/>
       <w:szCs w:val="32"/>
     </w:rPr>
@@ -1059,7 +946,6 @@
     </w:pPr>
     <w:rPr>
       <w:rFonts w:eastAsiaTheme="majorEastAsia" w:cstheme="majorBidi"/>
-      <w:color w:val="000000"/>
       <w:sz w:val="28"/>
       <w:szCs w:val="28"/>
     </w:rPr>
@@ -1084,7 +970,6 @@
       <w:rFonts w:eastAsiaTheme="majorEastAsia" w:cstheme="majorBidi"/>
       <w:i/>
       <w:iCs/>
-      <w:color w:val="000000"/>
     </w:rPr>
   </w:style>
   <w:style w:type="paragraph" w:styleId="Heading5">
@@ -1105,7 +990,6 @@
     </w:pPr>
     <w:rPr>
       <w:rFonts w:eastAsiaTheme="majorEastAsia" w:cstheme="majorBidi"/>
-      <w:color w:val="000000"/>
     </w:rPr>
   </w:style>
   <w:style w:type="paragraph" w:styleId="Heading6">
@@ -1128,7 +1012,6 @@
       <w:rFonts w:eastAsiaTheme="majorEastAsia" w:cstheme="majorBidi"/>
       <w:i/>
       <w:iCs/>
-      <w:color w:val="000000"/>
     </w:rPr>
   </w:style>
   <w:style w:type="paragraph" w:styleId="Heading7">
@@ -1149,7 +1032,6 @@
     </w:pPr>
     <w:rPr>
       <w:rFonts w:eastAsiaTheme="majorEastAsia" w:cstheme="majorBidi"/>
-      <w:color w:val="000000"/>
     </w:rPr>
   </w:style>
   <w:style w:type="paragraph" w:styleId="Heading8">
@@ -1172,7 +1054,6 @@
       <w:rFonts w:eastAsiaTheme="majorEastAsia" w:cstheme="majorBidi"/>
       <w:i/>
       <w:iCs/>
-      <w:color w:val="000000"/>
     </w:rPr>
   </w:style>
   <w:style w:type="paragraph" w:styleId="Heading9">
@@ -1193,13 +1074,11 @@
     </w:pPr>
     <w:rPr>
       <w:rFonts w:eastAsiaTheme="majorEastAsia" w:cstheme="majorBidi"/>
-      <w:color w:val="000000"/>
     </w:rPr>
   </w:style>
   <w:style w:type="character" w:default="1" w:styleId="DefaultParagraphFont">
     <w:name w:val="Default Paragraph Font"/>
     <w:uiPriority w:val="1"/>
-    <w:semiHidden/>
     <w:unhideWhenUsed/>
   </w:style>
   <w:style w:type="table" w:default="1" w:styleId="TableNormal">
@@ -1355,7 +1234,6 @@
     </w:pPr>
     <w:rPr>
       <w:rFonts w:asciiTheme="majorHAnsi" w:eastAsiaTheme="majorEastAsia" w:hAnsiTheme="majorHAnsi" w:cstheme="majorBidi"/>
-      <w:color w:val="000000"/>
       <w:spacing w:val="-10"/>
       <w:kern w:val="28"/>
       <w:sz w:val="56"/>
@@ -1391,7 +1269,6 @@
     </w:pPr>
     <w:rPr>
       <w:rFonts w:eastAsiaTheme="majorEastAsia" w:cstheme="majorBidi"/>
-      <w:color w:val="000000"/>
       <w:spacing w:val="15"/>
       <w:sz w:val="28"/>
       <w:szCs w:val="28"/>
@@ -1426,7 +1303,6 @@
     <w:rPr>
       <w:i/>
       <w:iCs/>
-      <w:color w:val="000000"/>
     </w:rPr>
   </w:style>
   <w:style w:type="character" w:customStyle="1" w:styleId="QuoteChar">
@@ -1451,9 +1327,6 @@
       <w:ind w:left="720"/>
       <w:contextualSpacing/>
     </w:pPr>
-    <w:rPr>
-      <w:color w:val="000000"/>
-    </w:rPr>
   </w:style>
   <w:style w:type="character" w:styleId="IntenseEmphasis">
     <w:name w:val="Intense Emphasis"/>
@@ -1483,7 +1356,6 @@
     <w:rPr>
       <w:i/>
       <w:iCs/>
-      <w:color w:val="000000"/>
     </w:rPr>
   </w:style>
   <w:style w:type="character" w:customStyle="1" w:styleId="IntenseQuoteChar">
@@ -1523,9 +1395,6 @@
     <w:pPr>
       <w:spacing w:after="100"/>
     </w:pPr>
-    <w:rPr>
-      <w:color w:val="000000"/>
-    </w:rPr>
   </w:style>
   <w:style w:type="paragraph" w:customStyle="1" w:styleId="Moral">
     <w:name w:val="Moral"/>
@@ -1537,7 +1406,6 @@
     <w:rPr>
       <w:rFonts w:ascii="Arial" w:eastAsia="Arial" w:hAnsi="Arial"/>
       <w:i/>
-      <w:color w:val="000000"/>
       <w:kern w:val="0"/>
       <w:sz w:val="22"/>
       <w:szCs w:val="22"/>
@@ -1559,9 +1427,6 @@
       </w:tabs>
       <w:spacing w:after="0" w:line="240" w:lineRule="auto"/>
     </w:pPr>
-    <w:rPr>
-      <w:color w:val="000000"/>
-    </w:rPr>
   </w:style>
   <w:style w:type="character" w:customStyle="1" w:styleId="HeaderChar">
     <w:name w:val="Header Char"/>
@@ -1584,9 +1449,6 @@
       </w:tabs>
       <w:spacing w:after="0" w:line="240" w:lineRule="auto"/>
     </w:pPr>
-    <w:rPr>
-      <w:color w:val="000000"/>
-    </w:rPr>
   </w:style>
   <w:style w:type="character" w:customStyle="1" w:styleId="FooterChar">
     <w:name w:val="Footer Char"/>
@@ -1609,7 +1471,6 @@
     </w:pPr>
     <w:rPr>
       <w:rFonts w:eastAsiaTheme="minorEastAsia"/>
-      <w:color w:val="000000"/>
     </w:rPr>
   </w:style>
   <w:style w:type="paragraph" w:styleId="TOC3">
@@ -1626,7 +1487,6 @@
     </w:pPr>
     <w:rPr>
       <w:rFonts w:eastAsiaTheme="minorEastAsia"/>
-      <w:color w:val="000000"/>
     </w:rPr>
   </w:style>
   <w:style w:type="paragraph" w:styleId="TOC4">
@@ -1643,7 +1503,6 @@
     </w:pPr>
     <w:rPr>
       <w:rFonts w:eastAsiaTheme="minorEastAsia"/>
-      <w:color w:val="000000"/>
     </w:rPr>
   </w:style>
   <w:style w:type="paragraph" w:styleId="TOC5">
@@ -1660,7 +1519,6 @@
     </w:pPr>
     <w:rPr>
       <w:rFonts w:eastAsiaTheme="minorEastAsia"/>
-      <w:color w:val="000000"/>
     </w:rPr>
   </w:style>
   <w:style w:type="paragraph" w:styleId="TOC6">
@@ -1677,7 +1535,6 @@
     </w:pPr>
     <w:rPr>
       <w:rFonts w:eastAsiaTheme="minorEastAsia"/>
-      <w:color w:val="000000"/>
     </w:rPr>
   </w:style>
   <w:style w:type="paragraph" w:styleId="TOC7">
@@ -1694,7 +1551,6 @@
     </w:pPr>
     <w:rPr>
       <w:rFonts w:eastAsiaTheme="minorEastAsia"/>
-      <w:color w:val="000000"/>
     </w:rPr>
   </w:style>
   <w:style w:type="paragraph" w:styleId="TOC8">
@@ -1711,7 +1567,6 @@
     </w:pPr>
     <w:rPr>
       <w:rFonts w:eastAsiaTheme="minorEastAsia"/>
-      <w:color w:val="000000"/>
     </w:rPr>
   </w:style>
   <w:style w:type="paragraph" w:styleId="TOC9">
@@ -1728,7 +1583,6 @@
     </w:pPr>
     <w:rPr>
       <w:rFonts w:eastAsiaTheme="minorEastAsia"/>
-      <w:color w:val="000000"/>
     </w:rPr>
   </w:style>
   <w:style w:type="paragraph" w:styleId="TOCHeading">
@@ -1744,7 +1598,6 @@
       <w:outlineLvl w:val="9"/>
     </w:pPr>
     <w:rPr>
-      <w:color w:val="000000"/>
       <w:kern w:val="0"/>
       <w:sz w:val="32"/>
       <w:szCs w:val="32"/>
